--- a/FTCOES-264 Pacto Pedagógico Introducción a la Programación.docx
+++ b/FTCOES-264 Pacto Pedagógico Introducción a la Programación.docx
@@ -528,6 +528,14 @@
               </w:rPr>
               <w:t>Noche</w:t>
             </w:r>
+            <w:r>
+              <w:rPr>
+                <w:rFonts w:ascii="Arial" w:hAnsi="Arial" w:cs="Arial"/>
+                <w:b/>
+                <w:bCs/>
+              </w:rPr>
+              <w:t xml:space="preserve"> Virtual</w:t>
+            </w:r>
           </w:p>
         </w:tc>
       </w:tr>
@@ -1897,23 +1905,13 @@
           <w:szCs w:val="22"/>
         </w:rPr>
       </w:pPr>
-      <w:proofErr w:type="spellStart"/>
       <w:r>
         <w:rPr>
           <w:rFonts w:ascii="Arial" w:hAnsi="Arial" w:cs="Arial"/>
           <w:sz w:val="22"/>
           <w:szCs w:val="22"/>
         </w:rPr>
-        <w:t>Platzi</w:t>
-      </w:r>
-      <w:proofErr w:type="spellEnd"/>
-      <w:r>
-        <w:rPr>
-          <w:rFonts w:ascii="Arial" w:hAnsi="Arial" w:cs="Arial"/>
-          <w:sz w:val="22"/>
-          <w:szCs w:val="22"/>
-        </w:rPr>
-        <w:t>___</w:t>
+        <w:t>Platzi___</w:t>
       </w:r>
       <w:r>
         <w:rPr>
@@ -1929,25 +1927,7 @@
           <w:sz w:val="22"/>
           <w:szCs w:val="22"/>
         </w:rPr>
-        <w:t>_</w:t>
-      </w:r>
-      <w:proofErr w:type="spellStart"/>
-      <w:r>
-        <w:rPr>
-          <w:rFonts w:ascii="Arial" w:hAnsi="Arial" w:cs="Arial"/>
-          <w:sz w:val="22"/>
-          <w:szCs w:val="22"/>
-        </w:rPr>
-        <w:t>Slang</w:t>
-      </w:r>
-      <w:proofErr w:type="spellEnd"/>
-      <w:r>
-        <w:rPr>
-          <w:rFonts w:ascii="Arial" w:hAnsi="Arial" w:cs="Arial"/>
-          <w:sz w:val="22"/>
-          <w:szCs w:val="22"/>
-        </w:rPr>
-        <w:t>___</w:t>
+        <w:t>_Slang___</w:t>
       </w:r>
       <w:r>
         <w:rPr>
@@ -1963,43 +1943,7 @@
           <w:sz w:val="22"/>
           <w:szCs w:val="22"/>
         </w:rPr>
-        <w:t>__N/</w:t>
-      </w:r>
-      <w:proofErr w:type="spellStart"/>
-      <w:r>
-        <w:rPr>
-          <w:rFonts w:ascii="Arial" w:hAnsi="Arial" w:cs="Arial"/>
-          <w:sz w:val="22"/>
-          <w:szCs w:val="22"/>
-        </w:rPr>
-        <w:t>A______Otra____</w:t>
-      </w:r>
-      <w:proofErr w:type="gramStart"/>
-      <w:r>
-        <w:rPr>
-          <w:rFonts w:ascii="Arial" w:hAnsi="Arial" w:cs="Arial"/>
-          <w:sz w:val="22"/>
-          <w:szCs w:val="22"/>
-        </w:rPr>
-        <w:t>_¿</w:t>
-      </w:r>
-      <w:proofErr w:type="gramEnd"/>
-      <w:r>
-        <w:rPr>
-          <w:rFonts w:ascii="Arial" w:hAnsi="Arial" w:cs="Arial"/>
-          <w:sz w:val="22"/>
-          <w:szCs w:val="22"/>
-        </w:rPr>
-        <w:t>Cuál</w:t>
-      </w:r>
-      <w:proofErr w:type="spellEnd"/>
-      <w:r>
-        <w:rPr>
-          <w:rFonts w:ascii="Arial" w:hAnsi="Arial" w:cs="Arial"/>
-          <w:sz w:val="22"/>
-          <w:szCs w:val="22"/>
-        </w:rPr>
-        <w:t>?:_____________</w:t>
+        <w:t>__N/A______Otra_____¿Cuál?:_____________</w:t>
       </w:r>
     </w:p>
     <w:p>
@@ -2074,27 +2018,7 @@
           <w:sz w:val="22"/>
           <w:szCs w:val="22"/>
         </w:rPr>
-        <w:t xml:space="preserve">Certificado de </w:t>
-      </w:r>
-      <w:proofErr w:type="spellStart"/>
-      <w:r>
-        <w:rPr>
-          <w:rFonts w:ascii="Arial" w:hAnsi="Arial" w:cs="Arial"/>
-          <w:bCs/>
-          <w:sz w:val="22"/>
-          <w:szCs w:val="22"/>
-        </w:rPr>
-        <w:t>platzi</w:t>
-      </w:r>
-      <w:proofErr w:type="spellEnd"/>
-      <w:r>
-        <w:rPr>
-          <w:rFonts w:ascii="Arial" w:hAnsi="Arial" w:cs="Arial"/>
-          <w:bCs/>
-          <w:sz w:val="22"/>
-          <w:szCs w:val="22"/>
-        </w:rPr>
-        <w:t xml:space="preserve"> para el momento 1 en desempeño:</w:t>
+        <w:t>Certificado de platzi para el momento 1 en desempeño:</w:t>
       </w:r>
     </w:p>
     <w:p>
@@ -2169,19 +2093,8 @@
           <w:sz w:val="22"/>
           <w:szCs w:val="22"/>
         </w:rPr>
-        <w:t xml:space="preserve">Para los momentos 2 y 3 la nota del 50% de desempeño será por </w:t>
+        <w:t>Para los momentos 2 y 3 la nota del 50% de desempeño será por slang</w:t>
       </w:r>
-      <w:proofErr w:type="spellStart"/>
-      <w:r>
-        <w:rPr>
-          <w:rFonts w:ascii="Arial" w:hAnsi="Arial" w:cs="Arial"/>
-          <w:bCs/>
-          <w:sz w:val="22"/>
-          <w:szCs w:val="22"/>
-        </w:rPr>
-        <w:t>slang</w:t>
-      </w:r>
-      <w:proofErr w:type="spellEnd"/>
       <w:r>
         <w:rPr>
           <w:rFonts w:ascii="Arial" w:hAnsi="Arial" w:cs="Arial"/>
@@ -2327,27 +2240,7 @@
           <w:sz w:val="22"/>
           <w:szCs w:val="22"/>
         </w:rPr>
-        <w:t xml:space="preserve">El uso del celular se encuentra permitido para responder a emergencias, reuniones de </w:t>
-      </w:r>
-      <w:proofErr w:type="spellStart"/>
-      <w:r>
-        <w:rPr>
-          <w:rFonts w:ascii="Arial" w:hAnsi="Arial" w:cs="Arial"/>
-          <w:bCs/>
-          <w:sz w:val="22"/>
-          <w:szCs w:val="22"/>
-        </w:rPr>
-        <w:t>teams</w:t>
-      </w:r>
-      <w:proofErr w:type="spellEnd"/>
-      <w:r>
-        <w:rPr>
-          <w:rFonts w:ascii="Arial" w:hAnsi="Arial" w:cs="Arial"/>
-          <w:bCs/>
-          <w:sz w:val="22"/>
-          <w:szCs w:val="22"/>
-        </w:rPr>
-        <w:t>, fotografiar escenario de la clase. No se deben utilizar audífonos en clase sean inalámbricos o alámbricos.</w:t>
+        <w:t>El uso del celular se encuentra permitido para responder a emergencias, reuniones de teams, fotografiar escenario de la clase. No se deben utilizar audífonos en clase sean inalámbricos o alámbricos.</w:t>
       </w:r>
     </w:p>
     <w:p>
@@ -2482,17 +2375,7 @@
           <w:sz w:val="22"/>
           <w:szCs w:val="22"/>
         </w:rPr>
-        <w:t xml:space="preserve">El canal de comunicación será el </w:t>
-      </w:r>
-      <w:proofErr w:type="gramStart"/>
-      <w:r>
-        <w:rPr>
-          <w:rFonts w:ascii="Arial" w:hAnsi="Arial" w:cs="Arial"/>
-          <w:bCs/>
-          <w:sz w:val="22"/>
-          <w:szCs w:val="22"/>
-        </w:rPr>
-        <w:t>WhatsApp</w:t>
+        <w:t>El canal de comunicación será el WhatsApp</w:t>
       </w:r>
       <w:r>
         <w:rPr>
@@ -2501,17 +2384,7 @@
           <w:sz w:val="22"/>
           <w:szCs w:val="22"/>
         </w:rPr>
-        <w:t>(</w:t>
-      </w:r>
-      <w:proofErr w:type="gramEnd"/>
-      <w:r>
-        <w:rPr>
-          <w:rFonts w:ascii="Arial" w:hAnsi="Arial" w:cs="Arial"/>
-          <w:bCs/>
-          <w:sz w:val="22"/>
-          <w:szCs w:val="22"/>
-        </w:rPr>
-        <w:t>3145857847 solo mensajes)</w:t>
+        <w:t>(3145857847 solo mensajes)</w:t>
       </w:r>
       <w:r>
         <w:rPr>
@@ -3723,33 +3596,7 @@
                 <w:szCs w:val="18"/>
                 <w:lang w:val="es-ES"/>
               </w:rPr>
-              <w:t xml:space="preserve">Rober De </w:t>
-            </w:r>
-            <w:proofErr w:type="spellStart"/>
-            <w:r>
-              <w:rPr>
-                <w:rFonts w:eastAsia="Calibri"/>
-                <w:b w:val="0"/>
-                <w:bCs w:val="0"/>
-                <w:color w:val="000000" w:themeColor="text1"/>
-                <w:sz w:val="18"/>
-                <w:szCs w:val="18"/>
-                <w:lang w:val="es-ES"/>
-              </w:rPr>
-              <w:t>Jesus</w:t>
-            </w:r>
-            <w:proofErr w:type="spellEnd"/>
-            <w:r>
-              <w:rPr>
-                <w:rFonts w:eastAsia="Calibri"/>
-                <w:b w:val="0"/>
-                <w:bCs w:val="0"/>
-                <w:color w:val="000000" w:themeColor="text1"/>
-                <w:sz w:val="18"/>
-                <w:szCs w:val="18"/>
-                <w:lang w:val="es-ES"/>
-              </w:rPr>
-              <w:t xml:space="preserve"> Restrepo Betancur</w:t>
+              <w:t>Rober De Jesus Restrepo Betancur</w:t>
             </w:r>
           </w:p>
         </w:tc>
@@ -3979,7 +3826,6 @@
                 <w:lang w:val="es-ES"/>
               </w:rPr>
             </w:pPr>
-            <w:proofErr w:type="gramStart"/>
             <w:r>
               <w:rPr>
                 <w:rFonts w:eastAsia="Calibri"/>
@@ -4002,20 +3848,7 @@
                 <w:szCs w:val="18"/>
                 <w:lang w:val="es-ES"/>
               </w:rPr>
-              <w:t xml:space="preserve">  –</w:t>
-            </w:r>
-            <w:proofErr w:type="gramEnd"/>
-            <w:r>
-              <w:rPr>
-                <w:rFonts w:eastAsia="Calibri"/>
-                <w:b w:val="0"/>
-                <w:bCs w:val="0"/>
-                <w:color w:val="000000" w:themeColor="text1"/>
-                <w:sz w:val="18"/>
-                <w:szCs w:val="18"/>
-                <w:lang w:val="es-ES"/>
-              </w:rPr>
-              <w:t xml:space="preserve"> </w:t>
+              <w:t xml:space="preserve">  – </w:t>
             </w:r>
             <w:r>
               <w:rPr>
@@ -4250,7 +4083,6 @@
                 <w:lang w:val="es-ES"/>
               </w:rPr>
             </w:pPr>
-            <w:proofErr w:type="spellStart"/>
             <w:r>
               <w:rPr>
                 <w:rFonts w:eastAsia="Calibri" w:cs="Arial"/>
@@ -4260,7 +4092,6 @@
               </w:rPr>
               <w:t>N°</w:t>
             </w:r>
-            <w:proofErr w:type="spellEnd"/>
           </w:p>
         </w:tc>
         <w:tc>
@@ -11834,14 +11665,7 @@
 </file>
 
 <file path=customXml/item1.xml><?xml version="1.0" encoding="utf-8"?>
-<p:properties xmlns:p="http://schemas.microsoft.com/office/2006/metadata/properties" xmlns:xsi="http://www.w3.org/2001/XMLSchema-instance" xmlns:pc="http://schemas.microsoft.com/office/infopath/2007/PartnerControls">
-  <documentManagement>
-    <lcf76f155ced4ddcb4097134ff3c332f xmlns="7f48dc74-810e-4597-a58e-28cb4ccb6405">
-      <Terms xmlns="http://schemas.microsoft.com/office/infopath/2007/PartnerControls"/>
-    </lcf76f155ced4ddcb4097134ff3c332f>
-    <TaxCatchAll xmlns="cfbdc990-d511-4af6-b9b1-fc96925cdde4" xsi:nil="true"/>
-  </documentManagement>
-</p:properties>
+<b:Sources xmlns:b="http://schemas.openxmlformats.org/officeDocument/2006/bibliography" xmlns="http://schemas.openxmlformats.org/officeDocument/2006/bibliography" SelectedStyle="\APASixthEditionOfficeOnline.xsl" StyleName="APA" Version="6"/>
 </file>
 
 <file path=customXml/item2.xml><?xml version="1.0" encoding="utf-8"?>
@@ -11854,7 +11678,14 @@
 </file>
 
 <file path=customXml/item3.xml><?xml version="1.0" encoding="utf-8"?>
-<b:Sources xmlns:b="http://schemas.openxmlformats.org/officeDocument/2006/bibliography" xmlns="http://schemas.openxmlformats.org/officeDocument/2006/bibliography" SelectedStyle="\APASixthEditionOfficeOnline.xsl" StyleName="APA" Version="6"/>
+<p:properties xmlns:p="http://schemas.microsoft.com/office/2006/metadata/properties" xmlns:xsi="http://www.w3.org/2001/XMLSchema-instance" xmlns:pc="http://schemas.microsoft.com/office/infopath/2007/PartnerControls">
+  <documentManagement>
+    <lcf76f155ced4ddcb4097134ff3c332f xmlns="7f48dc74-810e-4597-a58e-28cb4ccb6405">
+      <Terms xmlns="http://schemas.microsoft.com/office/infopath/2007/PartnerControls"/>
+    </lcf76f155ced4ddcb4097134ff3c332f>
+    <TaxCatchAll xmlns="cfbdc990-d511-4af6-b9b1-fc96925cdde4" xsi:nil="true"/>
+  </documentManagement>
+</p:properties>
 </file>
 
 <file path=customXml/item4.xml><?xml version="1.0" encoding="utf-8"?>
@@ -12087,12 +11918,9 @@
 </file>
 
 <file path=customXml/itemProps1.xml><?xml version="1.0" encoding="utf-8"?>
-<ds:datastoreItem xmlns:ds="http://schemas.openxmlformats.org/officeDocument/2006/customXml" ds:itemID="{B6FB8993-579F-4DED-9164-261DF16F17BC}">
+<ds:datastoreItem xmlns:ds="http://schemas.openxmlformats.org/officeDocument/2006/customXml" ds:itemID="{719C53C8-6477-46F0-91B2-9F1066145A2E}">
   <ds:schemaRefs>
-    <ds:schemaRef ds:uri="http://schemas.microsoft.com/office/2006/metadata/properties"/>
-    <ds:schemaRef ds:uri="http://schemas.microsoft.com/office/infopath/2007/PartnerControls"/>
-    <ds:schemaRef ds:uri="7f48dc74-810e-4597-a58e-28cb4ccb6405"/>
-    <ds:schemaRef ds:uri="cfbdc990-d511-4af6-b9b1-fc96925cdde4"/>
+    <ds:schemaRef ds:uri="http://schemas.openxmlformats.org/officeDocument/2006/bibliography"/>
   </ds:schemaRefs>
 </ds:datastoreItem>
 </file>
@@ -12106,9 +11934,12 @@
 </file>
 
 <file path=customXml/itemProps3.xml><?xml version="1.0" encoding="utf-8"?>
-<ds:datastoreItem xmlns:ds="http://schemas.openxmlformats.org/officeDocument/2006/customXml" ds:itemID="{719C53C8-6477-46F0-91B2-9F1066145A2E}">
+<ds:datastoreItem xmlns:ds="http://schemas.openxmlformats.org/officeDocument/2006/customXml" ds:itemID="{B6FB8993-579F-4DED-9164-261DF16F17BC}">
   <ds:schemaRefs>
-    <ds:schemaRef ds:uri="http://schemas.openxmlformats.org/officeDocument/2006/bibliography"/>
+    <ds:schemaRef ds:uri="http://schemas.microsoft.com/office/2006/metadata/properties"/>
+    <ds:schemaRef ds:uri="http://schemas.microsoft.com/office/infopath/2007/PartnerControls"/>
+    <ds:schemaRef ds:uri="7f48dc74-810e-4597-a58e-28cb4ccb6405"/>
+    <ds:schemaRef ds:uri="cfbdc990-d511-4af6-b9b1-fc96925cdde4"/>
   </ds:schemaRefs>
 </ds:datastoreItem>
 </file>
